--- a/natija/007.docx
+++ b/natija/007.docx
@@ -8,7 +8,7 @@
         <w:spacing w:after="240"/>
       </w:pPr>
       <w:r>
-        <w:t xml:space="preserve">007. Tayyorlangan preparatni Gram usulida bo'yash</w:t>
+        <w:t xml:space="preserve">007. Tayyorlangan preparatni oddiy usulda bo'yash</w:t>
       </w:r>
     </w:p>
     <w:p>
@@ -26,7 +26,7 @@
         <w:jc w:val="both"/>
       </w:pPr>
       <w:r>
-        <w:t xml:space="preserve">Gram usulida bo'yash — bakteriologiyadagi eng muhim va keng tarqalgan differensial bo'yash usulidir. 1884-yilda daniyalik olim Hans Christian Gram tomonidan taklif etilgan bu usul mikroblarni hujayra devori tuzilishiga ko'ra ikki katta guruhga — Gram-musbat (ko'k-binafsha) va Gram-manfiy (qizil-pushti) mikroblarga ajratadi [1][2]. Gram bo'yash natijasi mikrobni dastlabki identifikatsiya qilish, antibiotik tanlash va empirik davolashda hal qiluvchi ahamiyatga ega. Bir asrdan ko'proq vaqt o'tgan bo'lsa-da, bu usul o'zining soddaligi, tezligi va yuqori informativligi tufayli bugungi kungacha diagnostik mikrobiologiyaning poydevor usuli bo'lib qolmoqda va deyarli har bir bakteriologik tekshiruv aynan shu usuldan boshlanadi.</w:t>
+        <w:t xml:space="preserve">Mikroblar deyarli rangsiz va shaffof bo'lgani uchun ularni oddiy yorug'lik mikroskopida bo'yamasdan ko'rish qiyin. Bo'yash mikroblar bilan muhit o'rtasida kontrast yaratib, ularning shakli, o'lchami va joylashuvini aniq ko'rishga imkon beradi [1][2]. Oddiy (sodda) bo'yash usulida faqat bitta bo'yoq ishlatiladi va barcha mikroblar bir xil rangga bo'yaladi; bu usul mikroblarning morfologiyasini o'rganish uchun qo'llaniladi. Oddiy bo'yash, murakkab (differensial) bo'yashdan farqli ravishda, bir bosqichdan iborat bo'lib, u mikrobning faqat umumiy ko'rinishini namoyon qiladi, biroq uning devor tuzilishi yoki ichki kimyoviy xususiyatlari haqida ma'lumot bermaydi.</w:t>
       </w:r>
     </w:p>
     <w:p>
@@ -35,16 +35,25 @@
         <w:spacing w:after="120" w:before="200"/>
       </w:pPr>
       <w:r>
-        <w:t xml:space="preserve">Usulning asosi</w:t>
-      </w:r>
-    </w:p>
-    <w:p>
-      <w:pPr>
-        <w:spacing w:after="120" w:line="276"/>
-        <w:jc w:val="both"/>
-      </w:pPr>
-      <w:r>
-        <w:t xml:space="preserve">Gram bo'yashning mohiyati mikroblar hujayra devorining strukturaviy farqiga asoslanadi [1][2]. Gram-musbat bakteriyalarning devorida qalin peptidoglikan (murein) qatlami bo'lib, u gentsian binafshasi bilan yod kompleksini mustahkam ushlab qoladi va spirt bilan rangsizlantirishga chidaydi. Gram-manfiy bakteriyalarda esa peptidoglikan qatlami yupqa va tashqi lipid membranasi mavjud; spirt bu membranani eritib, bo'yoq-yod kompleksini yuvib ketadi, natijada hujayralar rangsizlanadi va keyin qo'shimcha bo'yoq bilan qizil rangga bo'yaladi.</w:t>
+        <w:t xml:space="preserve">Oddiy bo'yashning mohiyati</w:t>
+      </w:r>
+    </w:p>
+    <w:p>
+      <w:pPr>
+        <w:spacing w:after="120" w:line="276"/>
+        <w:jc w:val="both"/>
+      </w:pPr>
+      <w:r>
+        <w:t xml:space="preserve">Oddiy bo'yash — bitta asosli (ishqoriy) bo'yoq yordamida mikrob hujayralarini bo'yashga asoslangan. Bakteriya hujayrasining yuzasi manfiy zaryadlangani uchun u musbat zaryadli (kation) asosli bo'yoqlarni yaxshi qabul qiladi [1][2]. Shu sababli oddiy bo'yashda asosli bo'yoqlar ishlatiladi. Bu usul differensial emas: u mikroblarni guruhlarga ajratmaydi, faqat ularning umumiy morfologik ko'rinishini namoyon qiladi.</w:t>
+      </w:r>
+    </w:p>
+    <w:p>
+      <w:pPr>
+        <w:spacing w:after="120" w:line="276"/>
+        <w:jc w:val="both"/>
+      </w:pPr>
+      <w:r>
+        <w:t xml:space="preserve">Bo'yoqlar kimyoviy tabiatiga ko'ra asosli (ishqoriy) va kislotali bo'yoqlarga bo'linadi. Asosli bo'yoqlarda rang beruvchi qism (xromofor) musbat zaryadga ega bo'lib, manfiy zaryadli bakteriya hujayrasiga tortiladi; kislotali bo'yoqlar esa manfiy zaryadga ega bo'lib, hujayra tomonidan qaytariladi va shu bois fonni bo'yashda (negativ bo'yash) ishlatiladi [1][2]. Oddiy bo'yashda deyarli har doim asosli bo'yoqlar qo'llaniladi, chunki ular bakteriya hujayrasiga mustahkam bog'lanadi.</w:t>
       </w:r>
     </w:p>
     <w:p>
@@ -53,16 +62,16 @@
         <w:spacing w:after="120" w:before="200"/>
       </w:pPr>
       <w:r>
-        <w:t xml:space="preserve">Kerakli reaktivlar</w:t>
-      </w:r>
-    </w:p>
-    <w:p>
-      <w:pPr>
-        <w:spacing w:after="120" w:line="276"/>
-        <w:jc w:val="both"/>
-      </w:pPr>
-      <w:r>
-        <w:t xml:space="preserve">Gram bo'yash uchun to'rtta asosiy reaktiv zarur [1][2]:</w:t>
+        <w:t xml:space="preserve">Qo'llaniladigan bo'yoqlar</w:t>
+      </w:r>
+    </w:p>
+    <w:p>
+      <w:pPr>
+        <w:spacing w:after="120" w:line="276"/>
+        <w:jc w:val="both"/>
+      </w:pPr>
+      <w:r>
+        <w:t xml:space="preserve">Oddiy bo'yash uchun quyidagi asosli bo'yoqlar keng ishlatiladi [1][2]:</w:t>
       </w:r>
     </w:p>
     <w:p>
@@ -75,7 +84,7 @@
         <w:spacing w:after="60" w:line="276"/>
       </w:pPr>
       <w:r>
-        <w:t xml:space="preserve">asosiy bo'yoq — gentsian (yoki kristall) binafshasi;</w:t>
+        <w:t xml:space="preserve">metilen ko'ki (ko'k rang beradi, ko'pincha Leffler modifikatsiyasida);</w:t>
       </w:r>
     </w:p>
     <w:p>
@@ -88,7 +97,7 @@
         <w:spacing w:after="60" w:line="276"/>
       </w:pPr>
       <w:r>
-        <w:t xml:space="preserve">mordant (fiksator) — Lyugol eritmasi (yod va kaliy yodidining eritmasi);</w:t>
+        <w:t xml:space="preserve">fuksin (Pfeiffer suyultirilgan fuksini — qizg'ish rang);</w:t>
       </w:r>
     </w:p>
     <w:p>
@@ -101,7 +110,7 @@
         <w:spacing w:after="60" w:line="276"/>
       </w:pPr>
       <w:r>
-        <w:t xml:space="preserve">rangsizlantiruvchi — 96% etil spirti yoki spirt-atseton aralashmasi;</w:t>
+        <w:t xml:space="preserve">gentsian binafshasi yoki kristall binafsha (binafsha rang);</w:t>
       </w:r>
     </w:p>
     <w:p>
@@ -114,7 +123,7 @@
         <w:spacing w:after="60" w:line="276"/>
       </w:pPr>
       <w:r>
-        <w:t xml:space="preserve">qo'shimcha (kontrast) bo'yoq — suyultirilgan fuksin yoki safranin.</w:t>
+        <w:t xml:space="preserve">safranin (qizil-to'q sariq rang).</w:t>
       </w:r>
     </w:p>
     <w:p>
@@ -132,180 +141,7 @@
         <w:jc w:val="both"/>
       </w:pPr>
       <w:r>
-        <w:t xml:space="preserve">Klassik Gram usuli quyidagi izchillikda bajariladi [1][2]:</w:t>
-      </w:r>
-    </w:p>
-    <w:p>
-      <w:pPr>
-        <w:pStyle w:val="ListParagraph"/>
-        <w:numPr>
-          <w:ilvl w:val="0"/>
-          <w:numId w:val="2"/>
-        </w:numPr>
-        <w:spacing w:after="60" w:line="276"/>
-      </w:pPr>
-      <w:r>
-        <w:t xml:space="preserve">Fiksatsiya qilingan preparatga gentsian binafshasi tomiziladi va 1–2 daqiqa ushlab turiladi;</w:t>
-      </w:r>
-    </w:p>
-    <w:p>
-      <w:pPr>
-        <w:pStyle w:val="ListParagraph"/>
-        <w:numPr>
-          <w:ilvl w:val="0"/>
-          <w:numId w:val="2"/>
-        </w:numPr>
-        <w:spacing w:after="60" w:line="276"/>
-      </w:pPr>
-      <w:r>
-        <w:t xml:space="preserve">Bo'yoq to'kib tashlanadi va surtmaga Lyugol eritmasi quyilib, 1–2 daqiqa ta'sir ettiriladi;</w:t>
-      </w:r>
-    </w:p>
-    <w:p>
-      <w:pPr>
-        <w:pStyle w:val="ListParagraph"/>
-        <w:numPr>
-          <w:ilvl w:val="0"/>
-          <w:numId w:val="2"/>
-        </w:numPr>
-        <w:spacing w:after="60" w:line="276"/>
-      </w:pPr>
-      <w:r>
-        <w:t xml:space="preserve">Lyugol to'kiladi va preparat spirt bilan rangsizlantiriladi — spirt oqib tushgan suyuqlik rangsizlanguncha (odatda 20–30 soniya);</w:t>
-      </w:r>
-    </w:p>
-    <w:p>
-      <w:pPr>
-        <w:pStyle w:val="ListParagraph"/>
-        <w:numPr>
-          <w:ilvl w:val="0"/>
-          <w:numId w:val="2"/>
-        </w:numPr>
-        <w:spacing w:after="60" w:line="276"/>
-      </w:pPr>
-      <w:r>
-        <w:t xml:space="preserve">Preparat darhol suv bilan yuvib, rangsizlantirish to'xtatiladi;</w:t>
-      </w:r>
-    </w:p>
-    <w:p>
-      <w:pPr>
-        <w:pStyle w:val="ListParagraph"/>
-        <w:numPr>
-          <w:ilvl w:val="0"/>
-          <w:numId w:val="2"/>
-        </w:numPr>
-        <w:spacing w:after="60" w:line="276"/>
-      </w:pPr>
-      <w:r>
-        <w:t xml:space="preserve">Qo'shimcha bo'yoq (fuksin yoki safranin) tomizilib, 1–2 daqiqa ushlab turiladi, so'ngra yuvib quritiladi.</w:t>
-      </w:r>
-    </w:p>
-    <w:p>
-      <w:pPr>
-        <w:spacing w:after="120" w:line="276"/>
-        <w:jc w:val="both"/>
-      </w:pPr>
-      <w:r>
-        <w:t xml:space="preserve">Natijada Gram-musbat mikroblar ko'k-binafsha, Gram-manfiy mikroblar esa qizil-pushti rangda ko'rinadi [1][2]. Preparat immersion ob'ektiv (1000x) ostida ko'riladi.</w:t>
-      </w:r>
-    </w:p>
-    <w:p>
-      <w:pPr>
-        <w:pStyle w:val="Heading2"/>
-        <w:spacing w:after="120" w:before="200"/>
-      </w:pPr>
-      <w:r>
-        <w:t xml:space="preserve">Har bir reaktivning vazifasi</w:t>
-      </w:r>
-    </w:p>
-    <w:p>
-      <w:pPr>
-        <w:spacing w:after="120" w:line="276"/>
-        <w:jc w:val="both"/>
-      </w:pPr>
-      <w:r>
-        <w:t xml:space="preserve">Gram bo'yashda to'rt reaktivning har biri aniq vazifani bajaradi [1][2]. Gentsian binafshasi — barcha mikroblarni dastlab binafsha rangga bo'yaydigan asosiy bo'yoq. Lyugol eritmasi (yod) mordant vazifasini bajaradi: u bo'yoq bilan birikib, hujayra ichida yirik va erimaydigan bo'yoq-yod kompleksini hosil qiladi, bu esa bo'yoqning hujayrada ushlanib qolishini mustahkamlaydi. Spirt (yoki spirt-atseton) rangsizlantiruvchi bo'lib, aynan shu bosqich mikroblarni ikki guruhga ajratadi. Qo'shimcha bo'yoq (fuksin yoki safranin) esa rangsizlangan Gram-manfiy hujayralarni qizil rangga bo'yab, ularni ko'rinadigan qiladi.</w:t>
-      </w:r>
-    </w:p>
-    <w:p>
-      <w:pPr>
-        <w:spacing w:after="120" w:line="276"/>
-        <w:jc w:val="both"/>
-      </w:pPr>
-      <w:r>
-        <w:t xml:space="preserve">Gram-musbat hujayralarda qalin peptidoglikan qatlami spirt ta'sirida suvsizlanib, g'ovaklari torayadi va bo'yoq-yod kompleksini ichida ushlab qoladi. Gram-manfiy hujayralarda esa spirt tashqi lipid membranasini eritadi va yupqa peptidoglikan kompleksni ushlab tura olmaydi — bo'yoq yuvilib ketadi [1][2]. Shu mexanizm tufayli Gram bo'yash natijasi hujayra devori tuzilishining to'g'ridan-to'g'ri aks ettirishi hisoblanadi.</w:t>
-      </w:r>
-    </w:p>
-    <w:p>
-      <w:pPr>
-        <w:pStyle w:val="Heading2"/>
-        <w:spacing w:after="120" w:before="200"/>
-      </w:pPr>
-      <w:r>
-        <w:t xml:space="preserve">Eng muhim bosqich — rangsizlantirish</w:t>
-      </w:r>
-    </w:p>
-    <w:p>
-      <w:pPr>
-        <w:spacing w:after="120" w:line="276"/>
-        <w:jc w:val="both"/>
-      </w:pPr>
-      <w:r>
-        <w:t xml:space="preserve">Gram bo'yashning eng nozik va xatoga moyil bosqichi — spirt bilan rangsizlantirishdir. Agar spirt juda uzoq ta'sir etsa, Gram-musbat mikroblar ham rangsizlanib, noto'g'ri Gram-manfiy natija beradi; aksincha, yetarli rangsizlantirilmasa, Gram-manfiy mikroblar binafsha bo'lib qoladi [1][2]. Shuning uchun rangsizlantirish vaqtini aniq nazorat qilish va darhol suv bilan to'xtatish zarur. Surtmaning yupqaligi ham muhim: qalin surtma to'liq rangsizlanmaydi.</w:t>
-      </w:r>
-    </w:p>
-    <w:p>
-      <w:pPr>
-        <w:pStyle w:val="Heading2"/>
-        <w:spacing w:after="120" w:before="200"/>
-      </w:pPr>
-      <w:r>
-        <w:t xml:space="preserve">Natijani talqin qilish va sifat nazorati</w:t>
-      </w:r>
-    </w:p>
-    <w:p>
-      <w:pPr>
-        <w:spacing w:after="120" w:line="276"/>
-        <w:jc w:val="both"/>
-      </w:pPr>
-      <w:r>
-        <w:t xml:space="preserve">Natijaning ishonchliligini oshirish uchun nazorat shtammlari ishlatiladi: masalan, Staphylococcus aureus (Gram-musbat) va Escherichia coli (Gram-manfiy) [1][2]. Gram natijasi hujayra shakli bilan birgalikda talqin qilinadi: Gram-musbat kokklar (stafilo-, strepto-, pnevmokokklar), Gram-manfiy tayoqchalar (ichak tayoqchalari oilasi), Gram-manfiy diplokokklar (neysseriyalar) va hokazo. Eski kulturalar va antibiotik ta'siridagi hujayralarda noaniq, ya'ni Gram-o'zgaruvchan bo'yalish kuzatilishi mumkin.</w:t>
-      </w:r>
-    </w:p>
-    <w:p>
-      <w:pPr>
-        <w:spacing w:after="120" w:line="276"/>
-        <w:jc w:val="both"/>
-      </w:pPr>
-      <w:r>
-        <w:t xml:space="preserve">Gram bo'yash klinik amaliyotda tezkor va qimmatli ma'lumot beradi. Masalan, yiringli materialda ko'plab Gram-musbat to'da kokklar topilishi stafilokokk infeksiyasiga, likvorda Gram-manfiy diplokokklar esa meningokokk infeksiyasiga shubha uyg'otadi [1][2]. Bu dastlabki ma'lumot shifokorga empirik antibiotik tanlashda yordam beradi, holbuki yakuniy tashxis kultural va biokimyoviy tekshiruvlar bilan tasdiqlanadi. Shu bois Gram bo'yash — tez javob beradigan va keng qo'llaniladigan skrining usulidir.</w:t>
-      </w:r>
-    </w:p>
-    <w:p>
-      <w:pPr>
-        <w:spacing w:after="120" w:line="276"/>
-        <w:jc w:val="both"/>
-      </w:pPr>
-      <w:r>
-        <w:t xml:space="preserve">Ba'zi mikroblar Gram bo'yashda yaxshi ko'rinmaydi yoki o'zgaruvchan natija beradi: masalan, mikobakteriyalar (mumsimon devor tufayli), mikoplazmalar (hujayra devori yo'q), spiroxetalar (juda ingichka) [1][2]. Bunday hollarda maxsus bo'yash usullari yoki boshqa tekshiruvlar qo'llaniladi. Shu sababli Gram bo'yash natijasini talqin qilishda mikrob turining xususiyatlarini bilish zarur.</w:t>
-      </w:r>
-    </w:p>
-    <w:p>
-      <w:pPr>
-        <w:pStyle w:val="Heading2"/>
-        <w:spacing w:after="120" w:before="200"/>
-      </w:pPr>
-      <w:r>
-        <w:t xml:space="preserve">Ko'p uchraydigan xatolar</w:t>
-      </w:r>
-    </w:p>
-    <w:p>
-      <w:pPr>
-        <w:spacing w:after="120" w:line="276"/>
-        <w:jc w:val="both"/>
-      </w:pPr>
-      <w:r>
-        <w:t xml:space="preserve">Gram bo'yashda natijani buzadigan tipik xatolar quyidagilar [1][2]:</w:t>
+        <w:t xml:space="preserve">Oddiy bo'yash quyidagi izchillikda bajariladi [1][2]:</w:t>
       </w:r>
     </w:p>
     <w:p>
@@ -318,7 +154,7 @@
         <w:spacing w:after="60" w:line="276"/>
       </w:pPr>
       <w:r>
-        <w:t xml:space="preserve">haddan ortiq rangsizlantirish — Gram-musbat mikroblar yolg'on Gram-manfiy ko'rinadi;</w:t>
+        <w:t xml:space="preserve">Quritilgan va fiksatsiya qilingan preparat gorizontal holatda bo'yash tokchasiga qo'yiladi;</w:t>
       </w:r>
     </w:p>
     <w:p>
@@ -331,7 +167,7 @@
         <w:spacing w:after="60" w:line="276"/>
       </w:pPr>
       <w:r>
-        <w:t xml:space="preserve">yetarli rangsizlantirmaslik — Gram-manfiy mikroblar binafsha bo'lib qoladi;</w:t>
+        <w:t xml:space="preserve">Surtma yuzasiga tanlangan bo'yoq eritmasi to'liq qoplaydigan darajada tomiziladi;</w:t>
       </w:r>
     </w:p>
     <w:p>
@@ -344,7 +180,7 @@
         <w:spacing w:after="60" w:line="276"/>
       </w:pPr>
       <w:r>
-        <w:t xml:space="preserve">qalin surtma — spirt to'liq rangsizlantira olmaydi, natija ishonchsiz bo'ladi;</w:t>
+        <w:t xml:space="preserve">Bo'yoq belgilangan vaqt (bo'yoqqa qarab, odatda 1–3 daqiqa) ta'sir etib turadi;</w:t>
       </w:r>
     </w:p>
     <w:p>
@@ -357,7 +193,7 @@
         <w:spacing w:after="60" w:line="276"/>
       </w:pPr>
       <w:r>
-        <w:t xml:space="preserve">eski kultura ishlatish — Gram-musbat mikroblar o'zgaruvchan natija beradi;</w:t>
+        <w:t xml:space="preserve">Bo'yoq ortig'i sekin oqib tushadigan suv (yoki distillangan suv) bilan ehtiyotkorlik bilan yuviladi;</w:t>
       </w:r>
     </w:p>
     <w:p>
@@ -370,16 +206,16 @@
         <w:spacing w:after="60" w:line="276"/>
       </w:pPr>
       <w:r>
-        <w:t xml:space="preserve">reaktivlarning eskirgani yoki noto'g'ri tayyorlangani — barcha bosqichlarda xatolik.</w:t>
-      </w:r>
-    </w:p>
-    <w:p>
-      <w:pPr>
-        <w:spacing w:after="120" w:line="276"/>
-        <w:jc w:val="both"/>
-      </w:pPr>
-      <w:r>
-        <w:t xml:space="preserve">Bu xatolarning oldini olish uchun yupqa surtma tayyorlash, yosh kulturadan foydalanish, rangsizlantirish vaqtini aniq nazorat qilish va reaktivlarning yaroqliligini tekshirish zarur. Har bir yangi reaktiv partiyasi ma'lum Gram-musbat va Gram-manfiy nazorat shtammlarida sinab ko'riladi [1][2].</w:t>
+        <w:t xml:space="preserve">Preparat filtr qog'oz bilan ehtiyotkorlik bilan quritiladi va mikroskopda immersion ob'ektiv ostida ko'riladi.</w:t>
+      </w:r>
+    </w:p>
+    <w:p>
+      <w:pPr>
+        <w:spacing w:after="120" w:line="276"/>
+        <w:jc w:val="both"/>
+      </w:pPr>
+      <w:r>
+        <w:t xml:space="preserve">Bo'yash vaqti muhim ahamiyatga ega: juda qisqa vaqt yetarli bo'yalmaslikka, juda uzoq vaqt esa haddan ortiq bo'yalib, fon qoraygan tasvirga olib keladi [2]. Yuvish paytida suv to'g'ridan-to'g'ri surtmaga kuchli oqim bilan yo'naltirilmaydi, aks holda mikroblar yuvilib ketishi mumkin.</w:t>
       </w:r>
     </w:p>
     <w:p>
@@ -388,6 +224,105 @@
         <w:spacing w:after="120" w:before="200"/>
       </w:pPr>
       <w:r>
+        <w:t xml:space="preserve">Metilen ko'ki bilan bo'yash (namuna sifatida)</w:t>
+      </w:r>
+    </w:p>
+    <w:p>
+      <w:pPr>
+        <w:spacing w:after="120" w:line="276"/>
+        <w:jc w:val="both"/>
+      </w:pPr>
+      <w:r>
+        <w:t xml:space="preserve">Oddiy bo'yashning eng ko'p qo'llaniladigan varianti — Leffler metilen ko'ki bilan bo'yashdir. Fiksatsiya qilingan preparatga metilen ko'ki tomiziladi va 2–3 daqiqa ushlab turiladi, so'ngra suv bilan yuvib quritiladi [1][2]. Bu usul mikroblarni ko'k rangga bo'yab, ularning shakli va joylashuvini aniq ko'rsatadi. Metilen ko'ki, ayniqsa, ba'zi mikroblarda metaxromatik (polar) donachalarni ko'rsatishda qulay — masalan, bo'g'ma qo'zg'atuvchisi Corynebacterium diphtheriae da Babesh-Ernst donachalari aniq ko'rinadi, bu diagnostik ahamiyatga ega belgi hisoblanadi.</w:t>
+      </w:r>
+    </w:p>
+    <w:p>
+      <w:pPr>
+        <w:spacing w:after="120" w:line="276"/>
+        <w:jc w:val="both"/>
+      </w:pPr>
+      <w:r>
+        <w:t xml:space="preserve">Fuksin bilan bo'yashda esa Pfeiffer suyultirilgan fuksini ishlatilib, 1–2 daqiqa ta'sir ettiriladi; bu usul tez bo'yaydi va mikroblarni pushti-qizil rangda ko'rsatadi [2]. Bo'yoq tanlashda mikrobning xususiyatlari va tekshiruv maqsadi hisobga olinadi. Amaliyotda ko'pincha metilen ko'ki afzal ko'riladi, chunki u arzon, barqaror va mikroblar morfologiyasini aniq ko'rsatadi; bundan tashqari, ba'zi hujayra ichidagi tuzilmalarni (donachalar, vakuolalar) yaxshi namoyon qiladi.</w:t>
+      </w:r>
+    </w:p>
+    <w:p>
+      <w:pPr>
+        <w:pStyle w:val="Heading2"/>
+        <w:spacing w:after="120" w:before="200"/>
+      </w:pPr>
+      <w:r>
+        <w:t xml:space="preserve">Natijani baholash</w:t>
+      </w:r>
+    </w:p>
+    <w:p>
+      <w:pPr>
+        <w:spacing w:after="120" w:line="276"/>
+        <w:jc w:val="both"/>
+      </w:pPr>
+      <w:r>
+        <w:t xml:space="preserve">Oddiy bo'yashdan keyin barcha mikroblar bir xil rangga bo'yaladi va fonga nisbatan yaqqol ajralib turadi. Mikroskopda hujayralarning shakli (kokk, tayoqcha, egri tayoqcha), o'lchami va o'zaro joylashuvi (yakka, juft — diplo, zanjir — strepto, to'da — stafilo) aniqlanadi [1][2]. Bu ma'lumotlar mikrobni dastlabki tasniflashda va keyingi differensial bo'yash usullarini tanlashda yo'naltiruvchi bo'lib xizmat qiladi.</w:t>
+      </w:r>
+    </w:p>
+    <w:p>
+      <w:pPr>
+        <w:pStyle w:val="Heading2"/>
+        <w:spacing w:after="120" w:before="200"/>
+      </w:pPr>
+      <w:r>
+        <w:t xml:space="preserve">Afzalliklari va cheklovlari</w:t>
+      </w:r>
+    </w:p>
+    <w:p>
+      <w:pPr>
+        <w:spacing w:after="120" w:line="276"/>
+        <w:jc w:val="both"/>
+      </w:pPr>
+      <w:r>
+        <w:t xml:space="preserve">Oddiy bo'yashning asosiy afzalliklari — tezligi, soddaligi va arzonligidir; u bir bosqichda bajariladi va maxsus reaktivlarni talab qilmaydi [2]. Biroq usulning cheklovi shundaki, u mikroblarni ichki tuzilishi yoki devori xususiyatlariga ko'ra ajrata olmaydi. Mikroblarni Gram-musbat va Gram-manfiy guruhlarga ajratish yoki kislotabardosh tayoqchalarni aniqlash uchun differensial bo'yash usullari (Gram, Sil-Nilsen) qo'llaniladi.</w:t>
+      </w:r>
+    </w:p>
+    <w:p>
+      <w:pPr>
+        <w:spacing w:after="120" w:line="276"/>
+        <w:jc w:val="both"/>
+      </w:pPr>
+      <w:r>
+        <w:t xml:space="preserve">Oddiy bo'yashda ham texnik aniqlik muhim: bo'yoq vaqtini saqlash, surtmani kuchli suv oqimi bilan yuvmaslik, preparatni ehtiyotkorlik bilan quritish natija sifatini belgilaydi [2]. Juda uzoq bo'yalgan preparatda fon qorayadi va mikroblar fondan ajralmaydi; juda qisqa bo'yalgan preparatda esa hujayralar och va kam ko'rinadi. Shuningdek, qalin surtma bo'yoqni notekis qabul qiladi, bu yana yupqa surtma tayyorlash muhimligini ko'rsatadi.</w:t>
+      </w:r>
+    </w:p>
+    <w:p>
+      <w:pPr>
+        <w:spacing w:after="120" w:line="276"/>
+        <w:jc w:val="both"/>
+      </w:pPr>
+      <w:r>
+        <w:t xml:space="preserve">Oddiy bo'yash natijasi doimo boshqa ma'lumotlar bilan birgalikda talqin qilinadi. Masalan, surtmada ko'plab bir xil mikroblar va yallig'lanish hujayralari (leykotsitlar) topilishi infeksion jarayonga ishora qilishi mumkin, biroq aniq tashxis uchun kultural va biokimyoviy tekshiruvlar zarur [1][2]. Shu tarzda oddiy bo'yash diagnostik zanjirning dastlabki, yo'naltiruvchi bo'g'ini bo'lib xizmat qiladi.</w:t>
+      </w:r>
+    </w:p>
+    <w:p>
+      <w:pPr>
+        <w:pStyle w:val="Heading2"/>
+        <w:spacing w:after="120" w:before="200"/>
+      </w:pPr>
+      <w:r>
+        <w:t xml:space="preserve">Negativ bo'yash haqida qisqacha</w:t>
+      </w:r>
+    </w:p>
+    <w:p>
+      <w:pPr>
+        <w:spacing w:after="120" w:line="276"/>
+        <w:jc w:val="both"/>
+      </w:pPr>
+      <w:r>
+        <w:t xml:space="preserve">Oddiy bo'yashning o'ziga xos ko'rinishi — negativ (fon) bo'yashdir. Bunda hujayra emas, balki uning atrofidagi fon bo'yaladi (masalan, tush — tush yoki nigrozin yordamida), mikroblar esa rangsiz, yorug' zonalar sifatida ko'rinadi [1][2]. Bu usul kapsulali mikroblarni (masalan, Klebsiella, pnevmokokk) va bo'yashga qiyin mikroblarni ko'rsatishda qulay, chunki issiqlik va kuchli reaktivlar ishlatilmagani uchun hujayra o'lchami va kapsula tabiiy holatda saqlanadi.</w:t>
+      </w:r>
+    </w:p>
+    <w:p>
+      <w:pPr>
+        <w:pStyle w:val="Heading2"/>
+        <w:spacing w:after="120" w:before="200"/>
+      </w:pPr>
+      <w:r>
         <w:t xml:space="preserve">Xulosa</w:t>
       </w:r>
     </w:p>
@@ -397,7 +332,7 @@
         <w:jc w:val="both"/>
       </w:pPr>
       <w:r>
-        <w:t xml:space="preserve">Gram usulida bo'yash — mikroblarni hujayra devori tuzilishiga ko'ra ikki guruhga ajratadigan, tez va informativ differensial usuldir. Reaktivlarni to'g'ri ketma-ketlikda qo'llash, ayniqsa rangsizlantirish bosqichini aniq nazorat qilish usulning muvaffaqiyatini belgilaydi. Gram bo'yash bakteriologik tashxisning birinchi bosqichida mikrobni dastlabki aniqlashda va klinik qarorlarda muhim yo'naltiruvchi vosita bo'lib xizmat qiladi. Shu bois har bir baklaborant bu usulni mukammal egallashi va uning natijalarini to'g'ri talqin qila olishi zarur. Usulning to'g'ri bajarilishi esa reaktivlar sifatiga va texnik qoidalarga qat'iy rioya qilishga bevosita bog'liqdir.</w:t>
+        <w:t xml:space="preserve">Oddiy bo'yash — mikroblarning morfologiyasini o'rganishning eng sodda va tez usulidir. Asosli bo'yoq yordamida barcha mikroblar bir xil rangga bo'yalib, ularning shakli, o'lchami va joylashuvi aniqlanadi. Bu usul mustaqil tashxis vositasi sifatida cheklangan bo'lsa-da, mikroskopik tahlilning birinchi, yo'naltiruvchi bosqichi sifatida bakteriologik amaliyotda muhim o'rin tutadi va differensial bo'yash usullarini to'g'ri tanlashga zamin yaratadi. Shu bois uni har bir laborant ishonch bilan bajara olishi kerak.</w:t>
       </w:r>
     </w:p>
     <w:p>
@@ -634,13 +569,13 @@
     </w:lvlOverride>
   </w:num>
   <w:num w:numId="2">
-    <w:abstractNumId w:val="3"/>
+    <w:abstractNumId w:val="2"/>
     <w:lvlOverride w:ilvl="0">
       <w:startOverride w:val="1"/>
     </w:lvlOverride>
   </w:num>
   <w:num w:numId="3">
-    <w:abstractNumId w:val="2"/>
+    <w:abstractNumId w:val="3"/>
     <w:lvlOverride w:ilvl="0">
       <w:startOverride w:val="1"/>
     </w:lvlOverride>
